--- a/SRS_Chytanka_v1.0.docx
+++ b/SRS_Chytanka_v1.0.docx
@@ -804,7 +804,7 @@
           <w:i w:val="0"/>
           <w:sz w:val="28"/>
         </w:rPr>
-        <w:t>Система розрахована на невелику бібліотеку (шкільну, університетську кафедральну або районну) з фондом до 10 000 назв і до 2 000 зареєстрованих читачів. Одночасно проєкт є навчальним: на ньому відпрацьовується розробка веб-сайту за шаблоном MVC у межах дисципліни «Мови програмування для web».</w:t>
+        <w:t>Система розрахована на невелику бібліотеку (шкільну, університетську кафедральну або районну) з фондом до 10 000 назв і до 2 000 зареєстрованих читачів. Одночасно проєкт є навчальним: на ньому відпрацьовується розробка веб-сайту за шаблоном MVC у межах дисципліни «Візуальні сервісно-орієнтовані рішення та фреймворки для їх реалізації».</w:t>
       </w:r>
     </w:p>
     <w:p>
@@ -1805,7 +1805,7 @@
           <w:i w:val="0"/>
           <w:sz w:val="28"/>
         </w:rPr>
-        <w:t>– Методичні вказівки до лабораторних робіт з дисципліни «Мови програмування для web».</w:t>
+        <w:t>– Методичні вказівки до лабораторних робіт з дисципліни «Візуальні сервісно-орієнтовані рішення та фреймворки для їх реалізації».</w:t>
       </w:r>
     </w:p>
     <w:p>
